--- a/backend/master_templates/potvrda_clan5_master.docx
+++ b/backend/master_templates/potvrda_clan5_master.docx
@@ -4,63 +4,86 @@
   <w:body>
     <w:p>
       <w:pPr>
-        <w:spacing w:after="120"/>
-        <w:jc w:val="center"/>
+        <w:spacing w:before="0" w:after="0"/>
       </w:pPr>
+      <w:r>
+        <w:rPr>
+          <w:b/>
+          <w:i w:val="0"/>
+        </w:rPr>
+        <w:t>{{ client.name }}</w:t>
+      </w:r>
     </w:p>
     <w:p>
       <w:pPr>
-        <w:spacing w:after="120"/>
-        <w:jc w:val="center"/>
-      </w:pPr>
-    </w:p>
-    <w:p>
-      <w:pPr>
-        <w:spacing w:after="120"/>
-        <w:jc w:val="center"/>
+        <w:spacing w:before="0" w:after="0"/>
       </w:pPr>
       <w:r>
         <w:rPr>
           <w:b w:val="0"/>
+          <w:i w:val="0"/>
         </w:rPr>
-        <w:t>PIB: {{ client.tax_id }}, MB: {{ client.registration_number }}</w:t>
+        <w:t>{{ client.address }}</w:t>
       </w:r>
     </w:p>
     <w:p>
       <w:pPr>
-        <w:spacing w:after="120"/>
+        <w:spacing w:before="0" w:after="0"/>
       </w:pPr>
+      <w:r>
+        <w:rPr>
+          <w:b w:val="0"/>
+          <w:i w:val="0"/>
+        </w:rPr>
+        <w:t>PIB: {{ client.tax_id }}</w:t>
+      </w:r>
     </w:p>
     <w:p>
       <w:pPr>
-        <w:spacing w:after="120"/>
+        <w:spacing w:before="120" w:after="0"/>
+      </w:pPr>
+      <w:r>
+        <w:rPr>
+          <w:b w:val="0"/>
+          <w:i w:val="0"/>
+        </w:rPr>
+        <w:t>Broj: ____________________</w:t>
+      </w:r>
+    </w:p>
+    <w:p>
+      <w:pPr>
+        <w:spacing w:before="0" w:after="0"/>
+      </w:pPr>
+      <w:r>
+        <w:rPr>
+          <w:b w:val="0"/>
+          <w:i w:val="0"/>
+        </w:rPr>
+        <w:t>Datum: {{ today }}</w:t>
+      </w:r>
+    </w:p>
+    <w:p>
+      <w:pPr>
+        <w:spacing w:before="480" w:after="0"/>
         <w:jc w:val="both"/>
       </w:pPr>
       <w:r>
         <w:rPr>
           <w:b w:val="0"/>
+          <w:i w:val="0"/>
         </w:rPr>
-        <w:t>Na osnovu člana 5. Pravilnika o programu, načinu i visini troškova polaganja stručnog ispita za obavljanje poslova bezbednosti i zdravlja na radu, poslodavac {{ client.name }} izdaje:</w:t>
+        <w:t>Na osnovu člana 5. stav 2. Pravilnika o preventivnim merama za bezbedan i zdrav rad pri korišćenju opreme za rad („Službeni glasnik RS“, br. 23/2009, 123/2012, 102/2015, 101/2018 i 130/2021), poslodavac {{ client.name }} izdaje</w:t>
       </w:r>
     </w:p>
     <w:p>
       <w:pPr>
-        <w:spacing w:after="120"/>
-      </w:pPr>
-    </w:p>
-    <w:p>
-      <w:pPr>
-        <w:spacing w:after="120"/>
-      </w:pPr>
-    </w:p>
-    <w:p>
-      <w:pPr>
-        <w:spacing w:after="120"/>
+        <w:spacing w:before="480" w:after="80"/>
         <w:jc w:val="center"/>
       </w:pPr>
       <w:r>
         <w:rPr>
           <w:b/>
+          <w:i w:val="0"/>
           <w:sz w:val="32"/>
         </w:rPr>
         <w:t>P O T V R D U</w:t>
@@ -68,193 +91,483 @@
     </w:p>
     <w:p>
       <w:pPr>
-        <w:spacing w:after="120"/>
+        <w:spacing w:before="0" w:after="400"/>
         <w:jc w:val="center"/>
       </w:pPr>
       <w:r>
         <w:rPr>
           <w:b/>
-          <w:sz w:val="24"/>
+          <w:i w:val="0"/>
         </w:rPr>
-        <w:t>O STRUČNOM OSPOSOBLJAVANJU ZAPOSLENOG</w:t>
+        <w:t>o stručnoj osposobljenosti zaposlenog za korišćenje opreme za rad</w:t>
       </w:r>
     </w:p>
+    <w:tbl>
+      <w:tblPr>
+        <w:tblW w:type="dxa" w:w="9412"/>
+        <w:tblBorders>
+          <w:top w:val="single" w:sz="4" w:space="0" w:color="000000"/>
+          <w:left w:val="single" w:sz="4" w:space="0" w:color="000000"/>
+          <w:bottom w:val="single" w:sz="4" w:space="0" w:color="000000"/>
+          <w:right w:val="single" w:sz="4" w:space="0" w:color="000000"/>
+          <w:insideH w:val="single" w:sz="4" w:space="0" w:color="000000"/>
+          <w:insideV w:val="single" w:sz="4" w:space="0" w:color="000000"/>
+        </w:tblBorders>
+        <w:tblLayout w:type="fixed"/>
+        <w:tblLayout w:type="fixed"/>
+        <w:tblCellMar>
+          <w:top w:w="45" w:type="dxa"/>
+          <w:left w:w="107" w:type="dxa"/>
+          <w:bottom w:w="45" w:type="dxa"/>
+          <w:right w:w="107" w:type="dxa"/>
+        </w:tblCellMar>
+        <w:tblLook w:firstColumn="1" w:firstRow="1" w:lastColumn="0" w:lastRow="0" w:noHBand="0" w:noVBand="1" w:val="04A0"/>
+      </w:tblPr>
+      <w:tblGrid>
+        <w:gridCol w:w="4309"/>
+        <w:gridCol w:w="5103"/>
+      </w:tblGrid>
+      <w:tr>
+        <w:trPr>
+          <w:cantSplit/>
+          <w:trHeight w:val="482" w:hRule="atLeast"/>
+        </w:trPr>
+        <w:tc>
+          <w:tcPr>
+            <w:tcW w:type="dxa" w:w="4309"/>
+            <w:shd w:val="clear" w:color="auto" w:fill="F2F2F2"/>
+            <w:vAlign w:val="center"/>
+          </w:tcPr>
+          <w:p>
+            <w:r>
+              <w:rPr>
+                <w:b w:val="0"/>
+              </w:rPr>
+              <w:t>Ime i prezime zaposlenog</w:t>
+            </w:r>
+          </w:p>
+        </w:tc>
+        <w:tc>
+          <w:tcPr>
+            <w:tcW w:type="dxa" w:w="5102"/>
+            <w:vAlign w:val="center"/>
+          </w:tcPr>
+          <w:p>
+            <w:r>
+              <w:rPr>
+                <w:b/>
+              </w:rPr>
+              <w:t>{{ employee.full_name }}</w:t>
+            </w:r>
+          </w:p>
+        </w:tc>
+      </w:tr>
+      <w:tr>
+        <w:trPr>
+          <w:cantSplit/>
+          <w:trHeight w:val="482" w:hRule="atLeast"/>
+        </w:trPr>
+        <w:tc>
+          <w:tcPr>
+            <w:tcW w:type="dxa" w:w="4309"/>
+            <w:shd w:val="clear" w:color="auto" w:fill="F2F2F2"/>
+            <w:vAlign w:val="center"/>
+          </w:tcPr>
+          <w:p>
+            <w:r>
+              <w:rPr>
+                <w:b w:val="0"/>
+              </w:rPr>
+              <w:t>Datum rođenja</w:t>
+            </w:r>
+          </w:p>
+        </w:tc>
+        <w:tc>
+          <w:tcPr>
+            <w:tcW w:type="dxa" w:w="5102"/>
+            <w:vAlign w:val="center"/>
+          </w:tcPr>
+          <w:p>
+            <w:r>
+              <w:rPr>
+                <w:b/>
+              </w:rPr>
+              <w:t>{{ employee.date_of_birth }}</w:t>
+            </w:r>
+          </w:p>
+        </w:tc>
+      </w:tr>
+      <w:tr>
+        <w:trPr>
+          <w:cantSplit/>
+          <w:trHeight w:val="482" w:hRule="atLeast"/>
+        </w:trPr>
+        <w:tc>
+          <w:tcPr>
+            <w:tcW w:type="dxa" w:w="4309"/>
+            <w:shd w:val="clear" w:color="auto" w:fill="F2F2F2"/>
+            <w:vAlign w:val="center"/>
+          </w:tcPr>
+          <w:p>
+            <w:r>
+              <w:rPr>
+                <w:b w:val="0"/>
+              </w:rPr>
+              <w:t>JMBG</w:t>
+            </w:r>
+          </w:p>
+        </w:tc>
+        <w:tc>
+          <w:tcPr>
+            <w:tcW w:type="dxa" w:w="5102"/>
+            <w:vAlign w:val="center"/>
+          </w:tcPr>
+          <w:p>
+            <w:r>
+              <w:rPr>
+                <w:b/>
+              </w:rPr>
+              <w:t>{{ employee.national_id }}</w:t>
+            </w:r>
+          </w:p>
+        </w:tc>
+      </w:tr>
+      <w:tr>
+        <w:trPr>
+          <w:cantSplit/>
+          <w:trHeight w:val="482" w:hRule="atLeast"/>
+        </w:trPr>
+        <w:tc>
+          <w:tcPr>
+            <w:tcW w:type="dxa" w:w="4309"/>
+            <w:shd w:val="clear" w:color="auto" w:fill="F2F2F2"/>
+            <w:vAlign w:val="center"/>
+          </w:tcPr>
+          <w:p>
+            <w:r>
+              <w:rPr>
+                <w:b w:val="0"/>
+              </w:rPr>
+              <w:t>Radno mesto</w:t>
+            </w:r>
+          </w:p>
+        </w:tc>
+        <w:tc>
+          <w:tcPr>
+            <w:tcW w:type="dxa" w:w="5102"/>
+            <w:vAlign w:val="center"/>
+          </w:tcPr>
+          <w:p>
+            <w:r>
+              <w:rPr>
+                <w:b/>
+              </w:rPr>
+              <w:t>{{ role.name }}</w:t>
+            </w:r>
+          </w:p>
+        </w:tc>
+      </w:tr>
+      <w:tr>
+        <w:trPr>
+          <w:cantSplit/>
+          <w:trHeight w:val="482" w:hRule="atLeast"/>
+        </w:trPr>
+        <w:tc>
+          <w:tcPr>
+            <w:tcW w:type="dxa" w:w="4309"/>
+            <w:shd w:val="clear" w:color="auto" w:fill="F2F2F2"/>
+            <w:vAlign w:val="center"/>
+          </w:tcPr>
+          <w:p>
+            <w:r>
+              <w:rPr>
+                <w:b w:val="0"/>
+              </w:rPr>
+              <w:t>Vrsta opreme za rad / osposobljavanja</w:t>
+            </w:r>
+          </w:p>
+        </w:tc>
+        <w:tc>
+          <w:tcPr>
+            <w:tcW w:type="dxa" w:w="5102"/>
+            <w:vAlign w:val="center"/>
+          </w:tcPr>
+          <w:p>
+            <w:r>
+              <w:rPr>
+                <w:b/>
+              </w:rPr>
+              <w:t>{{ training.type_name }}</w:t>
+            </w:r>
+          </w:p>
+        </w:tc>
+      </w:tr>
+      <w:tr>
+        <w:trPr>
+          <w:cantSplit/>
+          <w:trHeight w:val="482" w:hRule="atLeast"/>
+        </w:trPr>
+        <w:tc>
+          <w:tcPr>
+            <w:tcW w:type="dxa" w:w="4309"/>
+            <w:shd w:val="clear" w:color="auto" w:fill="F2F2F2"/>
+            <w:vAlign w:val="center"/>
+          </w:tcPr>
+          <w:p>
+            <w:r>
+              <w:rPr>
+                <w:b w:val="0"/>
+              </w:rPr>
+              <w:t>Datum osposobljavanja</w:t>
+            </w:r>
+          </w:p>
+        </w:tc>
+        <w:tc>
+          <w:tcPr>
+            <w:tcW w:type="dxa" w:w="5102"/>
+            <w:vAlign w:val="center"/>
+          </w:tcPr>
+          <w:p>
+            <w:r>
+              <w:rPr>
+                <w:b/>
+              </w:rPr>
+              <w:t>{{ run.performed_at }}</w:t>
+            </w:r>
+          </w:p>
+        </w:tc>
+      </w:tr>
+    </w:tbl>
     <w:p>
       <w:pPr>
-        <w:spacing w:after="120"/>
-      </w:pPr>
-    </w:p>
-    <w:p>
-      <w:pPr>
-        <w:spacing w:after="120"/>
-        <w:jc w:val="center"/>
-      </w:pPr>
-    </w:p>
-    <w:p>
-      <w:pPr>
-        <w:spacing w:after="120"/>
-      </w:pPr>
-    </w:p>
-    <w:p>
-      <w:pPr>
-        <w:spacing w:after="120"/>
-      </w:pPr>
-      <w:r>
-        <w:rPr>
-          <w:b w:val="0"/>
-        </w:rPr>
-        <w:t>Zaposleni: {{ employee.full_name }}</w:t>
-      </w:r>
-    </w:p>
-    <w:p>
-      <w:pPr>
-        <w:spacing w:after="120"/>
-      </w:pPr>
-      <w:r>
-        <w:rPr>
-          <w:b w:val="0"/>
-        </w:rPr>
-        <w:t>Organizacija: {{ client.name }}</w:t>
-      </w:r>
-    </w:p>
-    <w:p>
-      <w:pPr>
-        <w:spacing w:after="120"/>
-      </w:pPr>
-      <w:r>
-        <w:rPr>
-          <w:b w:val="0"/>
-        </w:rPr>
-        <w:t>Mesto rođenja: {{ employee.place_of_birth }}</w:t>
-      </w:r>
-    </w:p>
-    <w:p>
-      <w:pPr>
-        <w:spacing w:after="120"/>
-      </w:pPr>
-      <w:r>
-        <w:rPr>
-          <w:b w:val="0"/>
-        </w:rPr>
-        <w:t>Datum rođenja: {{ employee.date_of_birth }}</w:t>
-      </w:r>
-    </w:p>
-    <w:p>
-      <w:pPr>
-        <w:spacing w:after="120"/>
-      </w:pPr>
-      <w:r>
-        <w:rPr>
-          <w:b w:val="0"/>
-        </w:rPr>
-        <w:t>JMBG: {{ employee.national_id }}</w:t>
-      </w:r>
-    </w:p>
-    <w:p>
-      <w:pPr>
-        <w:spacing w:after="120"/>
-      </w:pPr>
-      <w:r>
-        <w:rPr>
-          <w:b w:val="0"/>
-        </w:rPr>
-        <w:t>Vrsta obuke: {{ training.name }}</w:t>
-      </w:r>
-    </w:p>
-    <w:p>
-      <w:pPr>
-        <w:spacing w:after="120"/>
-      </w:pPr>
-    </w:p>
-    <w:p>
-      <w:pPr>
-        <w:spacing w:after="120"/>
+        <w:spacing w:before="400" w:after="160"/>
         <w:jc w:val="both"/>
       </w:pPr>
       <w:r>
         <w:rPr>
           <w:b w:val="0"/>
+          <w:i w:val="0"/>
         </w:rPr>
-        <w:t>Ovom potvrdom se potvrđuje da je gore navedeni zaposleni stručno osposobljen za bezbedan i zdrav rad u skladu sa važećim propisima o bezbednosti i zdravlju na radu.</w:t>
+        <w:t>Potvrđuje se da je zaposleni(a) {{ employee.full_name }} stručno osposobljen(a) za bezbedan i zdrav rad pri korišćenju navedene opreme za rad, u skladu sa uputstvom proizvođača i merama za bezbedan i zdrav rad pri korišćenju opreme za rad.</w:t>
       </w:r>
     </w:p>
     <w:p>
       <w:pPr>
-        <w:spacing w:after="120"/>
-      </w:pPr>
-    </w:p>
-    <w:p>
-      <w:pPr>
-        <w:spacing w:after="120"/>
+        <w:spacing w:before="0" w:after="160"/>
         <w:jc w:val="both"/>
       </w:pPr>
       <w:r>
         <w:rPr>
           <w:b w:val="0"/>
+          <w:i w:val="0"/>
         </w:rPr>
-        <w:t>Potvrda se izdaje dana {{ performed_at }} na lični zahtev zaposlenog i može se upotrebiti u sve zakonom predviđene svrhe.</w:t>
+        <w:t>Potvrda se izdaje za potrebe poslodavca, kao dokaz da opremu za rad koristi zaposleni koji je za to stručno osposobljen.</w:t>
       </w:r>
     </w:p>
     <w:p>
       <w:pPr>
-        <w:spacing w:after="120"/>
-      </w:pPr>
-    </w:p>
-    <w:p>
-      <w:pPr>
-        <w:spacing w:after="120"/>
-      </w:pPr>
-    </w:p>
-    <w:p>
-      <w:pPr>
-        <w:spacing w:after="120"/>
-        <w:jc w:val="right"/>
+        <w:spacing w:before="0" w:after="720"/>
       </w:pPr>
       <w:r>
         <w:rPr>
           <w:b w:val="0"/>
+          <w:i w:val="0"/>
         </w:rPr>
-        <w:t>M.P.</w:t>
+        <w:t>Datum izdavanja: {{ today }}</w:t>
       </w:r>
     </w:p>
-    <w:p>
-      <w:pPr>
-        <w:spacing w:after="120"/>
-      </w:pPr>
-    </w:p>
-    <w:p>
-      <w:pPr>
-        <w:spacing w:after="120"/>
-        <w:jc w:val="right"/>
-      </w:pPr>
-      <w:r>
-        <w:rPr>
-          <w:b w:val="0"/>
-        </w:rPr>
-        <w:t>_____________________________</w:t>
-      </w:r>
-    </w:p>
-    <w:p>
-      <w:pPr>
-        <w:spacing w:after="120"/>
-        <w:jc w:val="right"/>
-      </w:pPr>
-      <w:r>
-        <w:rPr>
-          <w:b w:val="0"/>
-        </w:rPr>
-        <w:t>Poslodavac</w:t>
-      </w:r>
-    </w:p>
-    <w:p>
-      <w:pPr>
-        <w:spacing w:after="120"/>
-        <w:jc w:val="right"/>
-      </w:pPr>
-    </w:p>
+    <w:tbl>
+      <w:tblPr>
+        <w:tblW w:type="dxa" w:w="9412"/>
+        <w:tblBorders>
+          <w:top w:val="nil"/>
+          <w:left w:val="nil"/>
+          <w:bottom w:val="nil"/>
+          <w:right w:val="nil"/>
+          <w:insideH w:val="nil"/>
+          <w:insideV w:val="nil"/>
+        </w:tblBorders>
+        <w:tblLayout w:type="fixed"/>
+        <w:tblLayout w:type="fixed"/>
+        <w:tblCellMar>
+          <w:top w:w="0" w:type="dxa"/>
+          <w:left w:w="28" w:type="dxa"/>
+          <w:bottom w:w="0" w:type="dxa"/>
+          <w:right w:w="28" w:type="dxa"/>
+        </w:tblCellMar>
+        <w:tblLook w:firstColumn="1" w:firstRow="1" w:lastColumn="0" w:lastRow="0" w:noHBand="0" w:noVBand="1" w:val="04A0"/>
+      </w:tblPr>
+      <w:tblGrid>
+        <w:gridCol w:w="3855"/>
+        <w:gridCol w:w="1701"/>
+        <w:gridCol w:w="3855"/>
+      </w:tblGrid>
+      <w:tr>
+        <w:trPr>
+          <w:cantSplit/>
+        </w:trPr>
+        <w:tc>
+          <w:tcPr>
+            <w:tcW w:type="dxa" w:w="3855"/>
+          </w:tcPr>
+          <w:p>
+            <w:pPr>
+              <w:jc w:val="center"/>
+            </w:pPr>
+            <w:r>
+              <w:rPr>
+                <w:b w:val="0"/>
+              </w:rPr>
+              <w:t>Lice koje je izvršilo osposobljavanje</w:t>
+            </w:r>
+          </w:p>
+        </w:tc>
+        <w:tc>
+          <w:tcPr>
+            <w:tcW w:type="dxa" w:w="1701"/>
+          </w:tcPr>
+          <w:p/>
+        </w:tc>
+        <w:tc>
+          <w:tcPr>
+            <w:tcW w:type="dxa" w:w="3855"/>
+          </w:tcPr>
+          <w:p>
+            <w:pPr>
+              <w:jc w:val="center"/>
+            </w:pPr>
+            <w:r>
+              <w:rPr>
+                <w:b w:val="0"/>
+              </w:rPr>
+              <w:t>Poslodavac</w:t>
+            </w:r>
+          </w:p>
+        </w:tc>
+      </w:tr>
+      <w:tr>
+        <w:trPr>
+          <w:cantSplit/>
+          <w:trHeight w:val="737" w:hRule="atLeast"/>
+        </w:trPr>
+        <w:tc>
+          <w:tcPr>
+            <w:tcW w:type="dxa" w:w="3855"/>
+            <w:tcBorders>
+              <w:bottom w:val="single" w:sz="4" w:space="0" w:color="000000"/>
+            </w:tcBorders>
+          </w:tcPr>
+          <w:p/>
+        </w:tc>
+        <w:tc>
+          <w:tcPr>
+            <w:tcW w:type="dxa" w:w="1701"/>
+            <w:vAlign w:val="bottom"/>
+          </w:tcPr>
+          <w:p>
+            <w:pPr>
+              <w:jc w:val="center"/>
+            </w:pPr>
+            <w:r>
+              <w:rPr>
+                <w:b w:val="0"/>
+              </w:rPr>
+              <w:t>M.P.</w:t>
+            </w:r>
+          </w:p>
+        </w:tc>
+        <w:tc>
+          <w:tcPr>
+            <w:tcW w:type="dxa" w:w="3855"/>
+            <w:tcBorders>
+              <w:bottom w:val="single" w:sz="4" w:space="0" w:color="000000"/>
+            </w:tcBorders>
+          </w:tcPr>
+          <w:p/>
+        </w:tc>
+      </w:tr>
+      <w:tr>
+        <w:trPr>
+          <w:cantSplit/>
+        </w:trPr>
+        <w:tc>
+          <w:tcPr>
+            <w:tcW w:type="dxa" w:w="3855"/>
+          </w:tcPr>
+          <w:p>
+            <w:pPr>
+              <w:jc w:val="center"/>
+            </w:pPr>
+            <w:r>
+              <w:rPr>
+                <w:b w:val="0"/>
+                <w:sz w:val="18"/>
+              </w:rPr>
+              <w:t>(ime i prezime i potpis)</w:t>
+            </w:r>
+          </w:p>
+        </w:tc>
+        <w:tc>
+          <w:tcPr>
+            <w:tcW w:type="dxa" w:w="1701"/>
+          </w:tcPr>
+          <w:p/>
+        </w:tc>
+        <w:tc>
+          <w:tcPr>
+            <w:tcW w:type="dxa" w:w="3855"/>
+          </w:tcPr>
+          <w:p>
+            <w:pPr>
+              <w:jc w:val="center"/>
+            </w:pPr>
+            <w:r>
+              <w:rPr>
+                <w:b w:val="0"/>
+              </w:rPr>
+              <w:t>{{ client.director }}</w:t>
+            </w:r>
+          </w:p>
+        </w:tc>
+      </w:tr>
+      <w:tr>
+        <w:trPr>
+          <w:cantSplit/>
+        </w:trPr>
+        <w:tc>
+          <w:tcPr>
+            <w:tcW w:type="dxa" w:w="3855"/>
+          </w:tcPr>
+          <w:p/>
+        </w:tc>
+        <w:tc>
+          <w:tcPr>
+            <w:tcW w:type="dxa" w:w="1701"/>
+          </w:tcPr>
+          <w:p/>
+        </w:tc>
+        <w:tc>
+          <w:tcPr>
+            <w:tcW w:type="dxa" w:w="3855"/>
+          </w:tcPr>
+          <w:p>
+            <w:pPr>
+              <w:jc w:val="center"/>
+            </w:pPr>
+            <w:r>
+              <w:rPr>
+                <w:b w:val="0"/>
+                <w:sz w:val="18"/>
+              </w:rPr>
+              <w:t>(odgovorno lice, potpis)</w:t>
+            </w:r>
+          </w:p>
+        </w:tc>
+      </w:tr>
+    </w:tbl>
     <w:sectPr>
-      <w:pgSz w:w="12240" w:h="15840"/>
-      <w:pgMar w:top="1440" w:right="1800" w:bottom="1440" w:left="1800" w:header="720" w:footer="720" w:gutter="0"/>
+      <w:pgSz w:w="11906" w:h="16838"/>
+      <w:pgMar w:top="1134" w:right="1247" w:bottom="1134" w:left="1247" w:header="567" w:footer="567" w:gutter="0"/>
       <w:cols w:space="720"/>
       <w:docGrid w:linePitch="360"/>
     </w:sectPr>
@@ -625,9 +938,13 @@
     <w:name w:val="Normal"/>
     <w:qFormat/>
     <w:rsid w:val="00FC693F"/>
+    <w:pPr>
+      <w:spacing w:before="0" w:after="0" w:line="240" w:lineRule="auto"/>
+    </w:pPr>
     <w:rPr>
-      <w:rFonts w:ascii="Calibri" w:hAnsi="Calibri"/>
-      <w:sz w:val="22"/>
+      <w:rFonts w:ascii="Times New Roman" w:hAnsi="Times New Roman" w:cs="Times New Roman" w:eastAsia="Times New Roman"/>
+      <w:sz w:val="24"/>
+      <w:lang w:val="sr-Latn-RS"/>
     </w:rPr>
   </w:style>
   <w:style w:type="paragraph" w:styleId="Header">
